--- a/LAB_7/LAB7.docx
+++ b/LAB_7/LAB7.docx
@@ -1883,6 +1883,1139 @@
     </w:p>
     <w:p>
       <w:pPr>
+        <w:spacing w:after="274" w:line="259" w:lineRule="auto"/>
+        <w:ind w:left="-5" w:right="3205"/>
+        <w:rPr>
+          <w:color w:val="000000" w:themeColor="text1"/>
+        </w:rPr>
+      </w:pPr>
+      <w:proofErr w:type="gramStart"/>
+      <w:r>
+        <w:rPr>
+          <w:rFonts w:ascii="Times New Roman" w:eastAsia="Times New Roman" w:hAnsi="Times New Roman" w:cs="Times New Roman"/>
+          <w:b/>
+          <w:color w:val="000000" w:themeColor="text1"/>
+        </w:rPr>
+        <w:t>Commands :</w:t>
+      </w:r>
+      <w:proofErr w:type="gramEnd"/>
+      <w:r>
+        <w:rPr>
+          <w:rFonts w:ascii="Times New Roman" w:eastAsia="Times New Roman" w:hAnsi="Times New Roman" w:cs="Times New Roman"/>
+          <w:b/>
+          <w:color w:val="000000" w:themeColor="text1"/>
+        </w:rPr>
+        <w:t xml:space="preserve"> </w:t>
+      </w:r>
+    </w:p>
+    <w:p>
+      <w:pPr>
+        <w:spacing w:after="285" w:line="259" w:lineRule="auto"/>
+        <w:ind w:left="-5" w:right="3205"/>
+        <w:rPr>
+          <w:color w:val="000000" w:themeColor="text1"/>
+        </w:rPr>
+      </w:pPr>
+      <w:r>
+        <w:rPr>
+          <w:rFonts w:ascii="Times New Roman" w:eastAsia="Times New Roman" w:hAnsi="Times New Roman" w:cs="Times New Roman"/>
+          <w:b/>
+          <w:color w:val="000000" w:themeColor="text1"/>
+        </w:rPr>
+        <w:t xml:space="preserve">Switch </w:t>
+      </w:r>
+      <w:proofErr w:type="gramStart"/>
+      <w:r>
+        <w:rPr>
+          <w:rFonts w:ascii="Times New Roman" w:eastAsia="Times New Roman" w:hAnsi="Times New Roman" w:cs="Times New Roman"/>
+          <w:b/>
+          <w:color w:val="000000" w:themeColor="text1"/>
+        </w:rPr>
+        <w:t>Configuration :</w:t>
+      </w:r>
+      <w:proofErr w:type="gramEnd"/>
+      <w:r>
+        <w:rPr>
+          <w:rFonts w:ascii="Times New Roman" w:eastAsia="Times New Roman" w:hAnsi="Times New Roman" w:cs="Times New Roman"/>
+          <w:b/>
+          <w:color w:val="000000" w:themeColor="text1"/>
+        </w:rPr>
+        <w:t xml:space="preserve"> </w:t>
+      </w:r>
+    </w:p>
+    <w:p>
+      <w:pPr>
+        <w:numPr>
+          <w:ilvl w:val="0"/>
+          <w:numId w:val="11"/>
+        </w:numPr>
+        <w:spacing w:after="114" w:line="259" w:lineRule="auto"/>
+        <w:ind w:right="3205" w:hanging="360"/>
+        <w:rPr>
+          <w:color w:val="000000" w:themeColor="text1"/>
+        </w:rPr>
+      </w:pPr>
+      <w:r>
+        <w:rPr>
+          <w:rFonts w:ascii="Times New Roman" w:eastAsia="Times New Roman" w:hAnsi="Times New Roman" w:cs="Times New Roman"/>
+          <w:b/>
+          <w:color w:val="000000" w:themeColor="text1"/>
+        </w:rPr>
+        <w:t xml:space="preserve">Create VLANS  </w:t>
+      </w:r>
+    </w:p>
+    <w:p>
+      <w:pPr>
+        <w:spacing w:after="106"/>
+        <w:ind w:left="730" w:right="472"/>
+        <w:rPr>
+          <w:color w:val="000000" w:themeColor="text1"/>
+        </w:rPr>
+      </w:pPr>
+      <w:r>
+        <w:rPr>
+          <w:color w:val="000000" w:themeColor="text1"/>
+        </w:rPr>
+        <w:t>Switch(</w:t>
+      </w:r>
+      <w:proofErr w:type="gramStart"/>
+      <w:r>
+        <w:rPr>
+          <w:color w:val="000000" w:themeColor="text1"/>
+        </w:rPr>
+        <w:t>config)#</w:t>
+      </w:r>
+      <w:proofErr w:type="gramEnd"/>
+      <w:r>
+        <w:rPr>
+          <w:color w:val="000000" w:themeColor="text1"/>
+        </w:rPr>
+        <w:t xml:space="preserve"> </w:t>
+      </w:r>
+      <w:proofErr w:type="spellStart"/>
+      <w:r>
+        <w:rPr>
+          <w:color w:val="000000" w:themeColor="text1"/>
+        </w:rPr>
+        <w:t>vlan</w:t>
+      </w:r>
+      <w:proofErr w:type="spellEnd"/>
+      <w:r>
+        <w:rPr>
+          <w:color w:val="000000" w:themeColor="text1"/>
+        </w:rPr>
+        <w:t xml:space="preserve"> 10</w:t>
+      </w:r>
+      <w:r>
+        <w:rPr>
+          <w:rFonts w:ascii="Times New Roman" w:eastAsia="Times New Roman" w:hAnsi="Times New Roman" w:cs="Times New Roman"/>
+          <w:color w:val="000000" w:themeColor="text1"/>
+        </w:rPr>
+        <w:t xml:space="preserve"> </w:t>
+      </w:r>
+    </w:p>
+    <w:p>
+      <w:pPr>
+        <w:spacing w:after="109"/>
+        <w:ind w:left="730" w:right="472"/>
+        <w:rPr>
+          <w:color w:val="000000" w:themeColor="text1"/>
+        </w:rPr>
+      </w:pPr>
+      <w:r>
+        <w:rPr>
+          <w:color w:val="000000" w:themeColor="text1"/>
+        </w:rPr>
+        <w:t>Switch(config-</w:t>
+      </w:r>
+      <w:proofErr w:type="spellStart"/>
+      <w:proofErr w:type="gramStart"/>
+      <w:r>
+        <w:rPr>
+          <w:color w:val="000000" w:themeColor="text1"/>
+        </w:rPr>
+        <w:t>vlan</w:t>
+      </w:r>
+      <w:proofErr w:type="spellEnd"/>
+      <w:r>
+        <w:rPr>
+          <w:color w:val="000000" w:themeColor="text1"/>
+        </w:rPr>
+        <w:t>)#</w:t>
+      </w:r>
+      <w:proofErr w:type="gramEnd"/>
+      <w:r>
+        <w:rPr>
+          <w:color w:val="000000" w:themeColor="text1"/>
+        </w:rPr>
+        <w:t xml:space="preserve"> name Computer</w:t>
+      </w:r>
+      <w:r>
+        <w:rPr>
+          <w:rFonts w:ascii="Times New Roman" w:eastAsia="Times New Roman" w:hAnsi="Times New Roman" w:cs="Times New Roman"/>
+          <w:color w:val="000000" w:themeColor="text1"/>
+        </w:rPr>
+        <w:t xml:space="preserve"> </w:t>
+      </w:r>
+    </w:p>
+    <w:p>
+      <w:pPr>
+        <w:spacing w:after="2" w:line="356" w:lineRule="auto"/>
+        <w:ind w:left="720" w:right="6270"/>
+        <w:rPr>
+          <w:color w:val="000000" w:themeColor="text1"/>
+        </w:rPr>
+      </w:pPr>
+      <w:r>
+        <w:rPr>
+          <w:color w:val="000000" w:themeColor="text1"/>
+        </w:rPr>
+        <w:t xml:space="preserve">               </w:t>
+      </w:r>
+      <w:r>
+        <w:rPr>
+          <w:color w:val="000000" w:themeColor="text1"/>
+        </w:rPr>
+        <w:t xml:space="preserve">        # exit</w:t>
+      </w:r>
+      <w:r>
+        <w:rPr>
+          <w:rFonts w:ascii="Times New Roman" w:eastAsia="Times New Roman" w:hAnsi="Times New Roman" w:cs="Times New Roman"/>
+          <w:color w:val="000000" w:themeColor="text1"/>
+        </w:rPr>
+        <w:t xml:space="preserve">  </w:t>
+      </w:r>
+    </w:p>
+    <w:p>
+      <w:pPr>
+        <w:spacing w:after="107"/>
+        <w:ind w:left="730" w:right="472"/>
+        <w:rPr>
+          <w:color w:val="000000" w:themeColor="text1"/>
+        </w:rPr>
+      </w:pPr>
+      <w:r>
+        <w:rPr>
+          <w:color w:val="000000" w:themeColor="text1"/>
+        </w:rPr>
+        <w:t>Switch(</w:t>
+      </w:r>
+      <w:proofErr w:type="gramStart"/>
+      <w:r>
+        <w:rPr>
+          <w:color w:val="000000" w:themeColor="text1"/>
+        </w:rPr>
+        <w:t>config)#</w:t>
+      </w:r>
+      <w:proofErr w:type="gramEnd"/>
+      <w:r>
+        <w:rPr>
+          <w:color w:val="000000" w:themeColor="text1"/>
+        </w:rPr>
+        <w:t xml:space="preserve"> </w:t>
+      </w:r>
+      <w:proofErr w:type="spellStart"/>
+      <w:r>
+        <w:rPr>
+          <w:color w:val="000000" w:themeColor="text1"/>
+        </w:rPr>
+        <w:t>vlan</w:t>
+      </w:r>
+      <w:proofErr w:type="spellEnd"/>
+      <w:r>
+        <w:rPr>
+          <w:color w:val="000000" w:themeColor="text1"/>
+        </w:rPr>
+        <w:t xml:space="preserve"> 20</w:t>
+      </w:r>
+      <w:r>
+        <w:rPr>
+          <w:rFonts w:ascii="Times New Roman" w:eastAsia="Times New Roman" w:hAnsi="Times New Roman" w:cs="Times New Roman"/>
+          <w:color w:val="000000" w:themeColor="text1"/>
+        </w:rPr>
+        <w:t xml:space="preserve"> </w:t>
+      </w:r>
+    </w:p>
+    <w:p>
+      <w:pPr>
+        <w:spacing w:after="109"/>
+        <w:ind w:left="730" w:right="472"/>
+        <w:rPr>
+          <w:color w:val="000000" w:themeColor="text1"/>
+        </w:rPr>
+      </w:pPr>
+      <w:r>
+        <w:rPr>
+          <w:color w:val="000000" w:themeColor="text1"/>
+        </w:rPr>
+        <w:t>Switch(config-</w:t>
+      </w:r>
+      <w:proofErr w:type="spellStart"/>
+      <w:proofErr w:type="gramStart"/>
+      <w:r>
+        <w:rPr>
+          <w:color w:val="000000" w:themeColor="text1"/>
+        </w:rPr>
+        <w:t>vlan</w:t>
+      </w:r>
+      <w:proofErr w:type="spellEnd"/>
+      <w:r>
+        <w:rPr>
+          <w:color w:val="000000" w:themeColor="text1"/>
+        </w:rPr>
+        <w:t>)#</w:t>
+      </w:r>
+      <w:proofErr w:type="gramEnd"/>
+      <w:r>
+        <w:rPr>
+          <w:color w:val="000000" w:themeColor="text1"/>
+        </w:rPr>
+        <w:t xml:space="preserve"> name Electronics</w:t>
+      </w:r>
+      <w:r>
+        <w:rPr>
+          <w:rFonts w:ascii="Times New Roman" w:eastAsia="Times New Roman" w:hAnsi="Times New Roman" w:cs="Times New Roman"/>
+          <w:color w:val="000000" w:themeColor="text1"/>
+        </w:rPr>
+        <w:t xml:space="preserve"> </w:t>
+      </w:r>
+    </w:p>
+    <w:p>
+      <w:pPr>
+        <w:spacing w:after="118"/>
+        <w:ind w:left="730" w:right="472"/>
+        <w:rPr>
+          <w:color w:val="000000" w:themeColor="text1"/>
+        </w:rPr>
+      </w:pPr>
+      <w:r>
+        <w:rPr>
+          <w:color w:val="000000" w:themeColor="text1"/>
+        </w:rPr>
+        <w:t xml:space="preserve">                               # exit</w:t>
+      </w:r>
+      <w:r>
+        <w:rPr>
+          <w:rFonts w:ascii="Times New Roman" w:eastAsia="Times New Roman" w:hAnsi="Times New Roman" w:cs="Times New Roman"/>
+          <w:color w:val="000000" w:themeColor="text1"/>
+        </w:rPr>
+        <w:t xml:space="preserve"> </w:t>
+      </w:r>
+    </w:p>
+    <w:p>
+      <w:pPr>
+        <w:numPr>
+          <w:ilvl w:val="0"/>
+          <w:numId w:val="11"/>
+        </w:numPr>
+        <w:spacing w:after="0" w:line="358" w:lineRule="auto"/>
+        <w:ind w:right="3205" w:hanging="360"/>
+        <w:rPr>
+          <w:color w:val="000000" w:themeColor="text1"/>
+        </w:rPr>
+      </w:pPr>
+      <w:r>
+        <w:rPr>
+          <w:rFonts w:ascii="Times New Roman" w:eastAsia="Times New Roman" w:hAnsi="Times New Roman" w:cs="Times New Roman"/>
+          <w:b/>
+          <w:color w:val="000000" w:themeColor="text1"/>
+        </w:rPr>
+        <w:t xml:space="preserve">Assign port to VLANS </w:t>
+      </w:r>
+      <w:r>
+        <w:rPr>
+          <w:color w:val="000000" w:themeColor="text1"/>
+        </w:rPr>
+        <w:t>Switch(</w:t>
+      </w:r>
+      <w:proofErr w:type="gramStart"/>
+      <w:r>
+        <w:rPr>
+          <w:color w:val="000000" w:themeColor="text1"/>
+        </w:rPr>
+        <w:t>config)#</w:t>
+      </w:r>
+      <w:proofErr w:type="gramEnd"/>
+      <w:r>
+        <w:rPr>
+          <w:color w:val="000000" w:themeColor="text1"/>
+        </w:rPr>
+        <w:t xml:space="preserve"> interface range fa0/1-2</w:t>
+      </w:r>
+      <w:r>
+        <w:rPr>
+          <w:rFonts w:ascii="Times New Roman" w:eastAsia="Times New Roman" w:hAnsi="Times New Roman" w:cs="Times New Roman"/>
+          <w:color w:val="000000" w:themeColor="text1"/>
+        </w:rPr>
+        <w:t xml:space="preserve"> </w:t>
+      </w:r>
+    </w:p>
+    <w:p>
+      <w:pPr>
+        <w:spacing w:after="109"/>
+        <w:ind w:left="2170" w:right="472"/>
+        <w:rPr>
+          <w:color w:val="000000" w:themeColor="text1"/>
+        </w:rPr>
+      </w:pPr>
+      <w:r>
+        <w:rPr>
+          <w:color w:val="000000" w:themeColor="text1"/>
+        </w:rPr>
+        <w:t># switchport mode access</w:t>
+      </w:r>
+      <w:r>
+        <w:rPr>
+          <w:rFonts w:ascii="Times New Roman" w:eastAsia="Times New Roman" w:hAnsi="Times New Roman" w:cs="Times New Roman"/>
+          <w:color w:val="000000" w:themeColor="text1"/>
+        </w:rPr>
+        <w:t xml:space="preserve"> </w:t>
+      </w:r>
+    </w:p>
+    <w:p>
+      <w:pPr>
+        <w:spacing w:after="106"/>
+        <w:ind w:left="2170" w:right="472"/>
+        <w:rPr>
+          <w:color w:val="000000" w:themeColor="text1"/>
+        </w:rPr>
+      </w:pPr>
+      <w:r>
+        <w:rPr>
+          <w:color w:val="000000" w:themeColor="text1"/>
+        </w:rPr>
+        <w:t xml:space="preserve"># switchport access </w:t>
+      </w:r>
+      <w:proofErr w:type="spellStart"/>
+      <w:r>
+        <w:rPr>
+          <w:color w:val="000000" w:themeColor="text1"/>
+        </w:rPr>
+        <w:t>vlan</w:t>
+      </w:r>
+      <w:proofErr w:type="spellEnd"/>
+      <w:r>
+        <w:rPr>
+          <w:color w:val="000000" w:themeColor="text1"/>
+        </w:rPr>
+        <w:t xml:space="preserve"> 10</w:t>
+      </w:r>
+      <w:r>
+        <w:rPr>
+          <w:rFonts w:ascii="Times New Roman" w:eastAsia="Times New Roman" w:hAnsi="Times New Roman" w:cs="Times New Roman"/>
+          <w:color w:val="000000" w:themeColor="text1"/>
+        </w:rPr>
+        <w:t xml:space="preserve"> </w:t>
+      </w:r>
+    </w:p>
+    <w:p>
+      <w:pPr>
+        <w:spacing w:after="115" w:line="259" w:lineRule="auto"/>
+        <w:ind w:left="10" w:right="4651"/>
+        <w:jc w:val="center"/>
+        <w:rPr>
+          <w:color w:val="000000" w:themeColor="text1"/>
+        </w:rPr>
+      </w:pPr>
+      <w:r>
+        <w:rPr>
+          <w:color w:val="000000" w:themeColor="text1"/>
+        </w:rPr>
+        <w:t xml:space="preserve">                  </w:t>
+      </w:r>
+      <w:r>
+        <w:rPr>
+          <w:color w:val="000000" w:themeColor="text1"/>
+        </w:rPr>
+        <w:t># exit</w:t>
+      </w:r>
+      <w:r>
+        <w:rPr>
+          <w:rFonts w:ascii="Times New Roman" w:eastAsia="Times New Roman" w:hAnsi="Times New Roman" w:cs="Times New Roman"/>
+          <w:color w:val="000000" w:themeColor="text1"/>
+        </w:rPr>
+        <w:t xml:space="preserve"> </w:t>
+      </w:r>
+    </w:p>
+    <w:p>
+      <w:pPr>
+        <w:ind w:left="2170" w:right="472"/>
+        <w:rPr>
+          <w:color w:val="000000" w:themeColor="text1"/>
+        </w:rPr>
+      </w:pPr>
+      <w:r>
+        <w:rPr>
+          <w:color w:val="000000" w:themeColor="text1"/>
+        </w:rPr>
+        <w:t># interface range fa0/3-4</w:t>
+      </w:r>
+      <w:r>
+        <w:rPr>
+          <w:rFonts w:ascii="Times New Roman" w:eastAsia="Times New Roman" w:hAnsi="Times New Roman" w:cs="Times New Roman"/>
+          <w:color w:val="000000" w:themeColor="text1"/>
+        </w:rPr>
+        <w:t xml:space="preserve"> </w:t>
+      </w:r>
+    </w:p>
+    <w:p>
+      <w:pPr>
+        <w:ind w:left="2170" w:right="472"/>
+        <w:rPr>
+          <w:color w:val="000000" w:themeColor="text1"/>
+        </w:rPr>
+      </w:pPr>
+      <w:r>
+        <w:rPr>
+          <w:color w:val="000000" w:themeColor="text1"/>
+        </w:rPr>
+        <w:t># switchport mode access</w:t>
+      </w:r>
+      <w:r>
+        <w:rPr>
+          <w:rFonts w:ascii="Times New Roman" w:eastAsia="Times New Roman" w:hAnsi="Times New Roman" w:cs="Times New Roman"/>
+          <w:color w:val="000000" w:themeColor="text1"/>
+        </w:rPr>
+        <w:t xml:space="preserve"> </w:t>
+      </w:r>
+    </w:p>
+    <w:p>
+      <w:pPr>
+        <w:ind w:left="2170" w:right="472"/>
+        <w:rPr>
+          <w:color w:val="000000" w:themeColor="text1"/>
+        </w:rPr>
+      </w:pPr>
+      <w:r>
+        <w:rPr>
+          <w:color w:val="000000" w:themeColor="text1"/>
+        </w:rPr>
+        <w:t xml:space="preserve"># switchport access </w:t>
+      </w:r>
+      <w:proofErr w:type="spellStart"/>
+      <w:r>
+        <w:rPr>
+          <w:color w:val="000000" w:themeColor="text1"/>
+        </w:rPr>
+        <w:t>vlan</w:t>
+      </w:r>
+      <w:proofErr w:type="spellEnd"/>
+      <w:r>
+        <w:rPr>
+          <w:color w:val="000000" w:themeColor="text1"/>
+        </w:rPr>
+        <w:t xml:space="preserve"> 20</w:t>
+      </w:r>
+      <w:r>
+        <w:rPr>
+          <w:rFonts w:ascii="Times New Roman" w:eastAsia="Times New Roman" w:hAnsi="Times New Roman" w:cs="Times New Roman"/>
+          <w:color w:val="000000" w:themeColor="text1"/>
+        </w:rPr>
+        <w:t xml:space="preserve"> </w:t>
+      </w:r>
+    </w:p>
+    <w:p>
+      <w:pPr>
+        <w:spacing w:after="285" w:line="259" w:lineRule="auto"/>
+        <w:ind w:left="10" w:right="4651"/>
+        <w:jc w:val="center"/>
+        <w:rPr>
+          <w:rFonts w:ascii="Times New Roman" w:eastAsia="Times New Roman" w:hAnsi="Times New Roman" w:cs="Times New Roman"/>
+          <w:color w:val="000000" w:themeColor="text1"/>
+        </w:rPr>
+      </w:pPr>
+      <w:r>
+        <w:rPr>
+          <w:color w:val="000000" w:themeColor="text1"/>
+        </w:rPr>
+        <w:t xml:space="preserve">                 </w:t>
+      </w:r>
+      <w:r>
+        <w:rPr>
+          <w:color w:val="000000" w:themeColor="text1"/>
+        </w:rPr>
+        <w:t># exit</w:t>
+      </w:r>
+      <w:r>
+        <w:rPr>
+          <w:rFonts w:ascii="Times New Roman" w:eastAsia="Times New Roman" w:hAnsi="Times New Roman" w:cs="Times New Roman"/>
+          <w:color w:val="000000" w:themeColor="text1"/>
+        </w:rPr>
+        <w:t xml:space="preserve"> </w:t>
+      </w:r>
+    </w:p>
+    <w:p>
+      <w:pPr>
+        <w:spacing w:after="285" w:line="259" w:lineRule="auto"/>
+        <w:ind w:left="10" w:right="4651"/>
+        <w:jc w:val="center"/>
+        <w:rPr>
+          <w:color w:val="000000" w:themeColor="text1"/>
+        </w:rPr>
+      </w:pPr>
+    </w:p>
+    <w:p>
+      <w:pPr>
+        <w:numPr>
+          <w:ilvl w:val="0"/>
+          <w:numId w:val="11"/>
+        </w:numPr>
+        <w:spacing w:after="0" w:line="358" w:lineRule="auto"/>
+        <w:ind w:right="3205" w:hanging="360"/>
+        <w:rPr>
+          <w:color w:val="000000" w:themeColor="text1"/>
+        </w:rPr>
+      </w:pPr>
+      <w:r>
+        <w:rPr>
+          <w:rFonts w:ascii="Times New Roman" w:eastAsia="Times New Roman" w:hAnsi="Times New Roman" w:cs="Times New Roman"/>
+          <w:b/>
+          <w:color w:val="000000" w:themeColor="text1"/>
+        </w:rPr>
+        <w:t xml:space="preserve">Configure Trunk Port (Switch-Router) </w:t>
+      </w:r>
+      <w:r>
+        <w:rPr>
+          <w:color w:val="000000" w:themeColor="text1"/>
+        </w:rPr>
+        <w:t>Switch(</w:t>
+      </w:r>
+      <w:proofErr w:type="gramStart"/>
+      <w:r>
+        <w:rPr>
+          <w:color w:val="000000" w:themeColor="text1"/>
+        </w:rPr>
+        <w:t>config)#</w:t>
+      </w:r>
+      <w:proofErr w:type="gramEnd"/>
+      <w:r>
+        <w:rPr>
+          <w:color w:val="000000" w:themeColor="text1"/>
+        </w:rPr>
+        <w:t xml:space="preserve"> interface fa0/5</w:t>
+      </w:r>
+      <w:r>
+        <w:rPr>
+          <w:rFonts w:ascii="Times New Roman" w:eastAsia="Times New Roman" w:hAnsi="Times New Roman" w:cs="Times New Roman"/>
+          <w:color w:val="000000" w:themeColor="text1"/>
+        </w:rPr>
+        <w:t xml:space="preserve"> </w:t>
+      </w:r>
+    </w:p>
+    <w:p>
+      <w:pPr>
+        <w:spacing w:after="109"/>
+        <w:ind w:left="730" w:right="472"/>
+        <w:rPr>
+          <w:color w:val="000000" w:themeColor="text1"/>
+        </w:rPr>
+      </w:pPr>
+      <w:r>
+        <w:rPr>
+          <w:color w:val="000000" w:themeColor="text1"/>
+        </w:rPr>
+        <w:t xml:space="preserve">                       # switchport mode trunk</w:t>
+      </w:r>
+      <w:r>
+        <w:rPr>
+          <w:rFonts w:ascii="Times New Roman" w:eastAsia="Times New Roman" w:hAnsi="Times New Roman" w:cs="Times New Roman"/>
+          <w:color w:val="000000" w:themeColor="text1"/>
+        </w:rPr>
+        <w:t xml:space="preserve"> </w:t>
+      </w:r>
+    </w:p>
+    <w:p>
+      <w:pPr>
+        <w:ind w:left="730" w:right="472"/>
+        <w:rPr>
+          <w:color w:val="000000" w:themeColor="text1"/>
+        </w:rPr>
+      </w:pPr>
+      <w:r>
+        <w:rPr>
+          <w:color w:val="000000" w:themeColor="text1"/>
+        </w:rPr>
+        <w:t xml:space="preserve">                      # exit</w:t>
+      </w:r>
+      <w:r>
+        <w:rPr>
+          <w:rFonts w:ascii="Times New Roman" w:eastAsia="Times New Roman" w:hAnsi="Times New Roman" w:cs="Times New Roman"/>
+          <w:color w:val="000000" w:themeColor="text1"/>
+        </w:rPr>
+        <w:t xml:space="preserve"> </w:t>
+      </w:r>
+    </w:p>
+    <w:p>
+      <w:pPr>
+        <w:spacing w:after="273" w:line="259" w:lineRule="auto"/>
+        <w:ind w:left="-5" w:right="3205"/>
+        <w:rPr>
+          <w:color w:val="000000" w:themeColor="text1"/>
+        </w:rPr>
+      </w:pPr>
+      <w:r>
+        <w:rPr>
+          <w:rFonts w:ascii="Times New Roman" w:eastAsia="Times New Roman" w:hAnsi="Times New Roman" w:cs="Times New Roman"/>
+          <w:b/>
+          <w:color w:val="000000" w:themeColor="text1"/>
+        </w:rPr>
+        <w:t xml:space="preserve">Verification </w:t>
+      </w:r>
+      <w:proofErr w:type="gramStart"/>
+      <w:r>
+        <w:rPr>
+          <w:rFonts w:ascii="Times New Roman" w:eastAsia="Times New Roman" w:hAnsi="Times New Roman" w:cs="Times New Roman"/>
+          <w:b/>
+          <w:color w:val="000000" w:themeColor="text1"/>
+        </w:rPr>
+        <w:t>Switch :</w:t>
+      </w:r>
+      <w:proofErr w:type="gramEnd"/>
+      <w:r>
+        <w:rPr>
+          <w:rFonts w:ascii="Times New Roman" w:eastAsia="Times New Roman" w:hAnsi="Times New Roman" w:cs="Times New Roman"/>
+          <w:b/>
+          <w:color w:val="000000" w:themeColor="text1"/>
+        </w:rPr>
+        <w:t xml:space="preserve"> </w:t>
+      </w:r>
+    </w:p>
+    <w:p>
+      <w:pPr>
+        <w:ind w:left="-5" w:right="472"/>
+        <w:rPr>
+          <w:rFonts w:ascii="Times New Roman" w:eastAsia="Times New Roman" w:hAnsi="Times New Roman" w:cs="Times New Roman"/>
+          <w:color w:val="000000" w:themeColor="text1"/>
+        </w:rPr>
+      </w:pPr>
+      <w:r>
+        <w:rPr>
+          <w:color w:val="000000" w:themeColor="text1"/>
+        </w:rPr>
+        <w:t xml:space="preserve">Switch# show </w:t>
+      </w:r>
+      <w:proofErr w:type="spellStart"/>
+      <w:r>
+        <w:rPr>
+          <w:color w:val="000000" w:themeColor="text1"/>
+        </w:rPr>
+        <w:t>vlan</w:t>
+      </w:r>
+      <w:proofErr w:type="spellEnd"/>
+      <w:r>
+        <w:rPr>
+          <w:color w:val="000000" w:themeColor="text1"/>
+        </w:rPr>
+        <w:t xml:space="preserve"> brief</w:t>
+      </w:r>
+      <w:r>
+        <w:rPr>
+          <w:rFonts w:ascii="Times New Roman" w:eastAsia="Times New Roman" w:hAnsi="Times New Roman" w:cs="Times New Roman"/>
+          <w:color w:val="000000" w:themeColor="text1"/>
+        </w:rPr>
+        <w:t xml:space="preserve"> </w:t>
+      </w:r>
+    </w:p>
+    <w:p>
+      <w:pPr>
+        <w:ind w:left="-5" w:right="472"/>
+        <w:rPr>
+          <w:rFonts w:ascii="Times New Roman" w:eastAsia="Times New Roman" w:hAnsi="Times New Roman" w:cs="Times New Roman"/>
+          <w:color w:val="000000" w:themeColor="text1"/>
+        </w:rPr>
+      </w:pPr>
+      <w:r>
+        <w:rPr>
+          <w:rFonts w:ascii="Times New Roman" w:eastAsia="Times New Roman" w:hAnsi="Times New Roman" w:cs="Times New Roman"/>
+          <w:noProof/>
+          <w:color w:val="000000" w:themeColor="text1"/>
+        </w:rPr>
+        <w:drawing>
+          <wp:inline distT="0" distB="0" distL="0" distR="0" wp14:anchorId="2A1B062E" wp14:editId="17F17558">
+            <wp:extent cx="5486400" cy="4319905"/>
+            <wp:effectExtent l="0" t="0" r="0" b="4445"/>
+            <wp:docPr id="836955442" name="Picture 2"/>
+            <wp:cNvGraphicFramePr>
+              <a:graphicFrameLocks xmlns:a="http://schemas.openxmlformats.org/drawingml/2006/main" noChangeAspect="1"/>
+            </wp:cNvGraphicFramePr>
+            <a:graphic xmlns:a="http://schemas.openxmlformats.org/drawingml/2006/main">
+              <a:graphicData uri="http://schemas.openxmlformats.org/drawingml/2006/picture">
+                <pic:pic xmlns:pic="http://schemas.openxmlformats.org/drawingml/2006/picture">
+                  <pic:nvPicPr>
+                    <pic:cNvPr id="836955442" name="Picture 836955442"/>
+                    <pic:cNvPicPr/>
+                  </pic:nvPicPr>
+                  <pic:blipFill>
+                    <a:blip r:embed="rId7"/>
+                    <a:stretch>
+                      <a:fillRect/>
+                    </a:stretch>
+                  </pic:blipFill>
+                  <pic:spPr>
+                    <a:xfrm>
+                      <a:off x="0" y="0"/>
+                      <a:ext cx="5486400" cy="4319905"/>
+                    </a:xfrm>
+                    <a:prstGeom prst="rect">
+                      <a:avLst/>
+                    </a:prstGeom>
+                  </pic:spPr>
+                </pic:pic>
+              </a:graphicData>
+            </a:graphic>
+          </wp:inline>
+        </w:drawing>
+      </w:r>
+    </w:p>
+    <w:p>
+      <w:pPr>
+        <w:ind w:left="-5" w:right="472"/>
+        <w:rPr>
+          <w:color w:val="000000" w:themeColor="text1"/>
+        </w:rPr>
+      </w:pPr>
+    </w:p>
+    <w:p>
+      <w:pPr>
+        <w:pStyle w:val="Heading2"/>
+        <w:rPr>
+          <w:rFonts w:ascii="Times New Roman" w:hAnsi="Times New Roman" w:cs="Times New Roman"/>
+          <w:color w:val="000000" w:themeColor="text1"/>
+          <w:sz w:val="24"/>
+          <w:szCs w:val="24"/>
+        </w:rPr>
+      </w:pPr>
+      <w:r>
+        <w:rPr>
+          <w:rFonts w:ascii="Times New Roman" w:hAnsi="Times New Roman" w:cs="Times New Roman"/>
+          <w:color w:val="000000" w:themeColor="text1"/>
+          <w:sz w:val="24"/>
+          <w:szCs w:val="24"/>
+        </w:rPr>
+        <w:t>Router Configuration (Inter-VLAN Routing)</w:t>
+      </w:r>
+    </w:p>
+    <w:p>
+      <w:pPr>
+        <w:rPr>
+          <w:color w:val="000000" w:themeColor="text1"/>
+        </w:rPr>
+      </w:pPr>
+    </w:p>
+    <w:p>
+      <w:pPr>
+        <w:rPr>
+          <w:rFonts w:ascii="Times New Roman" w:hAnsi="Times New Roman" w:cs="Times New Roman"/>
+          <w:color w:val="000000" w:themeColor="text1"/>
+          <w:sz w:val="24"/>
+          <w:szCs w:val="24"/>
+        </w:rPr>
+      </w:pPr>
+      <w:r>
+        <w:rPr>
+          <w:rFonts w:ascii="Times New Roman" w:hAnsi="Times New Roman" w:cs="Times New Roman"/>
+          <w:color w:val="000000" w:themeColor="text1"/>
+          <w:sz w:val="24"/>
+          <w:szCs w:val="24"/>
+        </w:rPr>
+        <w:t>Router(</w:t>
+      </w:r>
+      <w:proofErr w:type="gramStart"/>
+      <w:r>
+        <w:rPr>
+          <w:rFonts w:ascii="Times New Roman" w:hAnsi="Times New Roman" w:cs="Times New Roman"/>
+          <w:color w:val="000000" w:themeColor="text1"/>
+          <w:sz w:val="24"/>
+          <w:szCs w:val="24"/>
+        </w:rPr>
+        <w:t>config)#</w:t>
+      </w:r>
+      <w:proofErr w:type="gramEnd"/>
+      <w:r>
+        <w:rPr>
+          <w:rFonts w:ascii="Times New Roman" w:hAnsi="Times New Roman" w:cs="Times New Roman"/>
+          <w:color w:val="000000" w:themeColor="text1"/>
+          <w:sz w:val="24"/>
+          <w:szCs w:val="24"/>
+        </w:rPr>
+        <w:t xml:space="preserve"> interface GigabitEthernet 0/0.10</w:t>
+      </w:r>
+    </w:p>
+    <w:p>
+      <w:pPr>
+        <w:rPr>
+          <w:rFonts w:ascii="Times New Roman" w:hAnsi="Times New Roman" w:cs="Times New Roman"/>
+          <w:color w:val="000000" w:themeColor="text1"/>
+          <w:sz w:val="24"/>
+          <w:szCs w:val="24"/>
+        </w:rPr>
+      </w:pPr>
+      <w:r>
+        <w:rPr>
+          <w:rFonts w:ascii="Times New Roman" w:hAnsi="Times New Roman" w:cs="Times New Roman"/>
+          <w:color w:val="000000" w:themeColor="text1"/>
+          <w:sz w:val="24"/>
+          <w:szCs w:val="24"/>
+        </w:rPr>
+        <w:t xml:space="preserve">                       </w:t>
+      </w:r>
+      <w:r>
+        <w:rPr>
+          <w:rFonts w:ascii="Times New Roman" w:hAnsi="Times New Roman" w:cs="Times New Roman"/>
+          <w:color w:val="000000" w:themeColor="text1"/>
+          <w:sz w:val="24"/>
+          <w:szCs w:val="24"/>
+        </w:rPr>
+        <w:t>#</w:t>
+      </w:r>
+      <w:r>
+        <w:rPr>
+          <w:rFonts w:ascii="Times New Roman" w:hAnsi="Times New Roman" w:cs="Times New Roman"/>
+          <w:color w:val="000000" w:themeColor="text1"/>
+          <w:sz w:val="24"/>
+          <w:szCs w:val="24"/>
+        </w:rPr>
+        <w:t>encapsulation dot1Q 10</w:t>
+      </w:r>
+    </w:p>
+    <w:p>
+      <w:pPr>
+        <w:rPr>
+          <w:rFonts w:ascii="Times New Roman" w:hAnsi="Times New Roman" w:cs="Times New Roman"/>
+          <w:color w:val="000000" w:themeColor="text1"/>
+          <w:sz w:val="24"/>
+          <w:szCs w:val="24"/>
+        </w:rPr>
+      </w:pPr>
+      <w:r>
+        <w:rPr>
+          <w:rFonts w:ascii="Times New Roman" w:hAnsi="Times New Roman" w:cs="Times New Roman"/>
+          <w:color w:val="000000" w:themeColor="text1"/>
+          <w:sz w:val="24"/>
+          <w:szCs w:val="24"/>
+        </w:rPr>
+        <w:t xml:space="preserve">                       </w:t>
+      </w:r>
+      <w:r>
+        <w:rPr>
+          <w:rFonts w:ascii="Times New Roman" w:hAnsi="Times New Roman" w:cs="Times New Roman"/>
+          <w:color w:val="000000" w:themeColor="text1"/>
+          <w:sz w:val="24"/>
+          <w:szCs w:val="24"/>
+        </w:rPr>
+        <w:t>#</w:t>
+      </w:r>
+      <w:r>
+        <w:rPr>
+          <w:rFonts w:ascii="Times New Roman" w:hAnsi="Times New Roman" w:cs="Times New Roman"/>
+          <w:color w:val="000000" w:themeColor="text1"/>
+          <w:sz w:val="24"/>
+          <w:szCs w:val="24"/>
+        </w:rPr>
+        <w:t>ip address 192.168.10.1 255.255.255.0</w:t>
+      </w:r>
+    </w:p>
+    <w:p>
+      <w:pPr>
+        <w:rPr>
+          <w:rFonts w:ascii="Times New Roman" w:hAnsi="Times New Roman" w:cs="Times New Roman"/>
+          <w:color w:val="000000" w:themeColor="text1"/>
+          <w:sz w:val="24"/>
+          <w:szCs w:val="24"/>
+        </w:rPr>
+      </w:pPr>
+      <w:r>
+        <w:rPr>
+          <w:rFonts w:ascii="Times New Roman" w:hAnsi="Times New Roman" w:cs="Times New Roman"/>
+          <w:color w:val="000000" w:themeColor="text1"/>
+          <w:sz w:val="24"/>
+          <w:szCs w:val="24"/>
+        </w:rPr>
+        <w:t xml:space="preserve">                      </w:t>
+      </w:r>
+      <w:r>
+        <w:rPr>
+          <w:rFonts w:ascii="Times New Roman" w:hAnsi="Times New Roman" w:cs="Times New Roman"/>
+          <w:color w:val="000000" w:themeColor="text1"/>
+          <w:sz w:val="24"/>
+          <w:szCs w:val="24"/>
+        </w:rPr>
+        <w:t>#exit</w:t>
+      </w:r>
+    </w:p>
+    <w:p>
+      <w:pPr>
+        <w:rPr>
+          <w:rFonts w:ascii="Times New Roman" w:hAnsi="Times New Roman" w:cs="Times New Roman"/>
+          <w:color w:val="000000" w:themeColor="text1"/>
+          <w:sz w:val="24"/>
+          <w:szCs w:val="24"/>
+        </w:rPr>
+      </w:pPr>
+    </w:p>
+    <w:p>
+      <w:pPr>
+        <w:rPr>
+          <w:rFonts w:ascii="Times New Roman" w:hAnsi="Times New Roman" w:cs="Times New Roman"/>
+          <w:color w:val="000000" w:themeColor="text1"/>
+          <w:sz w:val="24"/>
+          <w:szCs w:val="24"/>
+        </w:rPr>
+      </w:pPr>
+      <w:r>
+        <w:rPr>
+          <w:rFonts w:ascii="Times New Roman" w:hAnsi="Times New Roman" w:cs="Times New Roman"/>
+          <w:color w:val="000000" w:themeColor="text1"/>
+          <w:sz w:val="24"/>
+          <w:szCs w:val="24"/>
+        </w:rPr>
+        <w:t>Router(</w:t>
+      </w:r>
+      <w:proofErr w:type="gramStart"/>
+      <w:r>
+        <w:rPr>
+          <w:rFonts w:ascii="Times New Roman" w:hAnsi="Times New Roman" w:cs="Times New Roman"/>
+          <w:color w:val="000000" w:themeColor="text1"/>
+          <w:sz w:val="24"/>
+          <w:szCs w:val="24"/>
+        </w:rPr>
+        <w:t>config)#</w:t>
+      </w:r>
+      <w:proofErr w:type="gramEnd"/>
+      <w:r>
+        <w:rPr>
+          <w:rFonts w:ascii="Times New Roman" w:hAnsi="Times New Roman" w:cs="Times New Roman"/>
+          <w:color w:val="000000" w:themeColor="text1"/>
+          <w:sz w:val="24"/>
+          <w:szCs w:val="24"/>
+        </w:rPr>
+        <w:t xml:space="preserve"> interface </w:t>
+      </w:r>
+      <w:proofErr w:type="spellStart"/>
+      <w:r>
+        <w:rPr>
+          <w:rFonts w:ascii="Times New Roman" w:hAnsi="Times New Roman" w:cs="Times New Roman"/>
+          <w:color w:val="000000" w:themeColor="text1"/>
+          <w:sz w:val="24"/>
+          <w:szCs w:val="24"/>
+        </w:rPr>
+        <w:t>GigabitEthernet</w:t>
+      </w:r>
+      <w:proofErr w:type="spellEnd"/>
+      <w:r>
+        <w:rPr>
+          <w:rFonts w:ascii="Times New Roman" w:hAnsi="Times New Roman" w:cs="Times New Roman"/>
+          <w:color w:val="000000" w:themeColor="text1"/>
+          <w:sz w:val="24"/>
+          <w:szCs w:val="24"/>
+        </w:rPr>
+        <w:t xml:space="preserve"> 0/0.20</w:t>
+      </w:r>
+    </w:p>
+    <w:p>
+      <w:pPr>
+        <w:rPr>
+          <w:rFonts w:ascii="Times New Roman" w:hAnsi="Times New Roman" w:cs="Times New Roman"/>
+          <w:color w:val="000000" w:themeColor="text1"/>
+          <w:sz w:val="24"/>
+          <w:szCs w:val="24"/>
+        </w:rPr>
+      </w:pPr>
+      <w:r>
+        <w:rPr>
+          <w:rFonts w:ascii="Times New Roman" w:hAnsi="Times New Roman" w:cs="Times New Roman"/>
+          <w:color w:val="000000" w:themeColor="text1"/>
+          <w:sz w:val="24"/>
+          <w:szCs w:val="24"/>
+        </w:rPr>
+        <w:t xml:space="preserve">                       </w:t>
+      </w:r>
+      <w:r>
+        <w:rPr>
+          <w:rFonts w:ascii="Times New Roman" w:hAnsi="Times New Roman" w:cs="Times New Roman"/>
+          <w:color w:val="000000" w:themeColor="text1"/>
+          <w:sz w:val="24"/>
+          <w:szCs w:val="24"/>
+        </w:rPr>
+        <w:t>#</w:t>
+      </w:r>
+      <w:r>
+        <w:rPr>
+          <w:rFonts w:ascii="Times New Roman" w:hAnsi="Times New Roman" w:cs="Times New Roman"/>
+          <w:color w:val="000000" w:themeColor="text1"/>
+          <w:sz w:val="24"/>
+          <w:szCs w:val="24"/>
+        </w:rPr>
+        <w:t>encapsulation dot1Q 20</w:t>
+      </w:r>
+    </w:p>
+    <w:p>
+      <w:pPr>
+        <w:rPr>
+          <w:rFonts w:ascii="Times New Roman" w:hAnsi="Times New Roman" w:cs="Times New Roman"/>
+          <w:color w:val="000000" w:themeColor="text1"/>
+          <w:sz w:val="24"/>
+          <w:szCs w:val="24"/>
+        </w:rPr>
+      </w:pPr>
+      <w:r>
+        <w:rPr>
+          <w:rFonts w:ascii="Times New Roman" w:hAnsi="Times New Roman" w:cs="Times New Roman"/>
+          <w:color w:val="000000" w:themeColor="text1"/>
+          <w:sz w:val="24"/>
+          <w:szCs w:val="24"/>
+        </w:rPr>
+        <w:t xml:space="preserve">                      </w:t>
+      </w:r>
+      <w:r>
+        <w:rPr>
+          <w:rFonts w:ascii="Times New Roman" w:hAnsi="Times New Roman" w:cs="Times New Roman"/>
+          <w:color w:val="000000" w:themeColor="text1"/>
+          <w:sz w:val="24"/>
+          <w:szCs w:val="24"/>
+        </w:rPr>
+        <w:t>#</w:t>
+      </w:r>
+      <w:r>
+        <w:rPr>
+          <w:rFonts w:ascii="Times New Roman" w:hAnsi="Times New Roman" w:cs="Times New Roman"/>
+          <w:color w:val="000000" w:themeColor="text1"/>
+          <w:sz w:val="24"/>
+          <w:szCs w:val="24"/>
+        </w:rPr>
+        <w:t>ip address 192.168.20.1 255.255.255.0</w:t>
+      </w:r>
+    </w:p>
+    <w:p>
+      <w:pPr>
+        <w:rPr>
+          <w:rFonts w:ascii="Times New Roman" w:hAnsi="Times New Roman" w:cs="Times New Roman"/>
+          <w:color w:val="000000" w:themeColor="text1"/>
+          <w:sz w:val="24"/>
+          <w:szCs w:val="24"/>
+        </w:rPr>
+      </w:pPr>
+      <w:r>
+        <w:rPr>
+          <w:rFonts w:ascii="Times New Roman" w:hAnsi="Times New Roman" w:cs="Times New Roman"/>
+          <w:color w:val="000000" w:themeColor="text1"/>
+          <w:sz w:val="24"/>
+          <w:szCs w:val="24"/>
+        </w:rPr>
+        <w:t xml:space="preserve">                      </w:t>
+      </w:r>
+      <w:r>
+        <w:rPr>
+          <w:rFonts w:ascii="Times New Roman" w:hAnsi="Times New Roman" w:cs="Times New Roman"/>
+          <w:color w:val="000000" w:themeColor="text1"/>
+          <w:sz w:val="24"/>
+          <w:szCs w:val="24"/>
+        </w:rPr>
+        <w:t>#exit</w:t>
+      </w:r>
+    </w:p>
+    <w:p>
+      <w:pPr>
         <w:spacing w:after="273" w:line="259" w:lineRule="auto"/>
         <w:rPr>
           <w:b/>
@@ -1896,7 +3029,6 @@
           <w:bCs/>
           <w:color w:val="000000" w:themeColor="text1"/>
         </w:rPr>
-        <w:lastRenderedPageBreak/>
         <w:t>Verification:</w:t>
       </w:r>
     </w:p>
@@ -1917,7 +3049,7 @@
           <w:color w:val="000000" w:themeColor="text1"/>
         </w:rPr>
         <w:drawing>
-          <wp:inline distT="0" distB="0" distL="0" distR="0" wp14:anchorId="2C7439FC" wp14:editId="4430A64C">
+          <wp:inline distT="0" distB="0" distL="0" distR="0" wp14:anchorId="72B75EBE" wp14:editId="7FBAA152">
             <wp:extent cx="5486400" cy="1909445"/>
             <wp:effectExtent l="0" t="0" r="0" b="0"/>
             <wp:docPr id="998866654" name="Picture 3"/>
@@ -1932,7 +3064,7 @@
                     <pic:cNvPicPr/>
                   </pic:nvPicPr>
                   <pic:blipFill>
-                    <a:blip r:embed="rId7"/>
+                    <a:blip r:embed="rId8"/>
                     <a:stretch>
                       <a:fillRect/>
                     </a:stretch>
@@ -1951,1140 +3083,6 @@
             </a:graphic>
           </wp:inline>
         </w:drawing>
-      </w:r>
-    </w:p>
-    <w:p>
-      <w:pPr>
-        <w:spacing w:after="274" w:line="259" w:lineRule="auto"/>
-        <w:ind w:left="-5" w:right="3205"/>
-        <w:rPr>
-          <w:color w:val="000000" w:themeColor="text1"/>
-        </w:rPr>
-      </w:pPr>
-      <w:proofErr w:type="gramStart"/>
-      <w:r>
-        <w:rPr>
-          <w:rFonts w:ascii="Times New Roman" w:eastAsia="Times New Roman" w:hAnsi="Times New Roman" w:cs="Times New Roman"/>
-          <w:b/>
-          <w:color w:val="000000" w:themeColor="text1"/>
-        </w:rPr>
-        <w:t>Commands :</w:t>
-      </w:r>
-      <w:proofErr w:type="gramEnd"/>
-      <w:r>
-        <w:rPr>
-          <w:rFonts w:ascii="Times New Roman" w:eastAsia="Times New Roman" w:hAnsi="Times New Roman" w:cs="Times New Roman"/>
-          <w:b/>
-          <w:color w:val="000000" w:themeColor="text1"/>
-        </w:rPr>
-        <w:t xml:space="preserve"> </w:t>
-      </w:r>
-    </w:p>
-    <w:p>
-      <w:pPr>
-        <w:spacing w:after="285" w:line="259" w:lineRule="auto"/>
-        <w:ind w:left="-5" w:right="3205"/>
-        <w:rPr>
-          <w:color w:val="000000" w:themeColor="text1"/>
-        </w:rPr>
-      </w:pPr>
-      <w:r>
-        <w:rPr>
-          <w:rFonts w:ascii="Times New Roman" w:eastAsia="Times New Roman" w:hAnsi="Times New Roman" w:cs="Times New Roman"/>
-          <w:b/>
-          <w:color w:val="000000" w:themeColor="text1"/>
-        </w:rPr>
-        <w:t xml:space="preserve">Switch </w:t>
-      </w:r>
-      <w:proofErr w:type="gramStart"/>
-      <w:r>
-        <w:rPr>
-          <w:rFonts w:ascii="Times New Roman" w:eastAsia="Times New Roman" w:hAnsi="Times New Roman" w:cs="Times New Roman"/>
-          <w:b/>
-          <w:color w:val="000000" w:themeColor="text1"/>
-        </w:rPr>
-        <w:t>Configuration :</w:t>
-      </w:r>
-      <w:proofErr w:type="gramEnd"/>
-      <w:r>
-        <w:rPr>
-          <w:rFonts w:ascii="Times New Roman" w:eastAsia="Times New Roman" w:hAnsi="Times New Roman" w:cs="Times New Roman"/>
-          <w:b/>
-          <w:color w:val="000000" w:themeColor="text1"/>
-        </w:rPr>
-        <w:t xml:space="preserve"> </w:t>
-      </w:r>
-    </w:p>
-    <w:p>
-      <w:pPr>
-        <w:numPr>
-          <w:ilvl w:val="0"/>
-          <w:numId w:val="11"/>
-        </w:numPr>
-        <w:spacing w:after="114" w:line="259" w:lineRule="auto"/>
-        <w:ind w:right="3205" w:hanging="360"/>
-        <w:rPr>
-          <w:color w:val="000000" w:themeColor="text1"/>
-        </w:rPr>
-      </w:pPr>
-      <w:r>
-        <w:rPr>
-          <w:rFonts w:ascii="Times New Roman" w:eastAsia="Times New Roman" w:hAnsi="Times New Roman" w:cs="Times New Roman"/>
-          <w:b/>
-          <w:color w:val="000000" w:themeColor="text1"/>
-        </w:rPr>
-        <w:t xml:space="preserve">Create VLANS  </w:t>
-      </w:r>
-    </w:p>
-    <w:p>
-      <w:pPr>
-        <w:spacing w:after="106"/>
-        <w:ind w:left="730" w:right="472"/>
-        <w:rPr>
-          <w:color w:val="000000" w:themeColor="text1"/>
-        </w:rPr>
-      </w:pPr>
-      <w:r>
-        <w:rPr>
-          <w:color w:val="000000" w:themeColor="text1"/>
-        </w:rPr>
-        <w:t>Switch(</w:t>
-      </w:r>
-      <w:proofErr w:type="gramStart"/>
-      <w:r>
-        <w:rPr>
-          <w:color w:val="000000" w:themeColor="text1"/>
-        </w:rPr>
-        <w:t>config)#</w:t>
-      </w:r>
-      <w:proofErr w:type="gramEnd"/>
-      <w:r>
-        <w:rPr>
-          <w:color w:val="000000" w:themeColor="text1"/>
-        </w:rPr>
-        <w:t xml:space="preserve"> </w:t>
-      </w:r>
-      <w:proofErr w:type="spellStart"/>
-      <w:r>
-        <w:rPr>
-          <w:color w:val="000000" w:themeColor="text1"/>
-        </w:rPr>
-        <w:t>vlan</w:t>
-      </w:r>
-      <w:proofErr w:type="spellEnd"/>
-      <w:r>
-        <w:rPr>
-          <w:color w:val="000000" w:themeColor="text1"/>
-        </w:rPr>
-        <w:t xml:space="preserve"> 10</w:t>
-      </w:r>
-      <w:r>
-        <w:rPr>
-          <w:rFonts w:ascii="Times New Roman" w:eastAsia="Times New Roman" w:hAnsi="Times New Roman" w:cs="Times New Roman"/>
-          <w:color w:val="000000" w:themeColor="text1"/>
-        </w:rPr>
-        <w:t xml:space="preserve"> </w:t>
-      </w:r>
-    </w:p>
-    <w:p>
-      <w:pPr>
-        <w:spacing w:after="109"/>
-        <w:ind w:left="730" w:right="472"/>
-        <w:rPr>
-          <w:color w:val="000000" w:themeColor="text1"/>
-        </w:rPr>
-      </w:pPr>
-      <w:r>
-        <w:rPr>
-          <w:color w:val="000000" w:themeColor="text1"/>
-        </w:rPr>
-        <w:t>Switch(config-</w:t>
-      </w:r>
-      <w:proofErr w:type="spellStart"/>
-      <w:proofErr w:type="gramStart"/>
-      <w:r>
-        <w:rPr>
-          <w:color w:val="000000" w:themeColor="text1"/>
-        </w:rPr>
-        <w:t>vlan</w:t>
-      </w:r>
-      <w:proofErr w:type="spellEnd"/>
-      <w:r>
-        <w:rPr>
-          <w:color w:val="000000" w:themeColor="text1"/>
-        </w:rPr>
-        <w:t>)#</w:t>
-      </w:r>
-      <w:proofErr w:type="gramEnd"/>
-      <w:r>
-        <w:rPr>
-          <w:color w:val="000000" w:themeColor="text1"/>
-        </w:rPr>
-        <w:t xml:space="preserve"> name Computer</w:t>
-      </w:r>
-      <w:r>
-        <w:rPr>
-          <w:rFonts w:ascii="Times New Roman" w:eastAsia="Times New Roman" w:hAnsi="Times New Roman" w:cs="Times New Roman"/>
-          <w:color w:val="000000" w:themeColor="text1"/>
-        </w:rPr>
-        <w:t xml:space="preserve"> </w:t>
-      </w:r>
-    </w:p>
-    <w:p>
-      <w:pPr>
-        <w:spacing w:after="2" w:line="356" w:lineRule="auto"/>
-        <w:ind w:left="720" w:right="6270"/>
-        <w:rPr>
-          <w:color w:val="000000" w:themeColor="text1"/>
-        </w:rPr>
-      </w:pPr>
-      <w:r>
-        <w:rPr>
-          <w:color w:val="000000" w:themeColor="text1"/>
-        </w:rPr>
-        <w:t xml:space="preserve">               </w:t>
-      </w:r>
-      <w:r>
-        <w:rPr>
-          <w:color w:val="000000" w:themeColor="text1"/>
-        </w:rPr>
-        <w:t xml:space="preserve">        # exit</w:t>
-      </w:r>
-      <w:r>
-        <w:rPr>
-          <w:rFonts w:ascii="Times New Roman" w:eastAsia="Times New Roman" w:hAnsi="Times New Roman" w:cs="Times New Roman"/>
-          <w:color w:val="000000" w:themeColor="text1"/>
-        </w:rPr>
-        <w:t xml:space="preserve">  </w:t>
-      </w:r>
-    </w:p>
-    <w:p>
-      <w:pPr>
-        <w:spacing w:after="107"/>
-        <w:ind w:left="730" w:right="472"/>
-        <w:rPr>
-          <w:color w:val="000000" w:themeColor="text1"/>
-        </w:rPr>
-      </w:pPr>
-      <w:r>
-        <w:rPr>
-          <w:color w:val="000000" w:themeColor="text1"/>
-        </w:rPr>
-        <w:t>Switch(</w:t>
-      </w:r>
-      <w:proofErr w:type="gramStart"/>
-      <w:r>
-        <w:rPr>
-          <w:color w:val="000000" w:themeColor="text1"/>
-        </w:rPr>
-        <w:t>config)#</w:t>
-      </w:r>
-      <w:proofErr w:type="gramEnd"/>
-      <w:r>
-        <w:rPr>
-          <w:color w:val="000000" w:themeColor="text1"/>
-        </w:rPr>
-        <w:t xml:space="preserve"> </w:t>
-      </w:r>
-      <w:proofErr w:type="spellStart"/>
-      <w:r>
-        <w:rPr>
-          <w:color w:val="000000" w:themeColor="text1"/>
-        </w:rPr>
-        <w:t>vlan</w:t>
-      </w:r>
-      <w:proofErr w:type="spellEnd"/>
-      <w:r>
-        <w:rPr>
-          <w:color w:val="000000" w:themeColor="text1"/>
-        </w:rPr>
-        <w:t xml:space="preserve"> 20</w:t>
-      </w:r>
-      <w:r>
-        <w:rPr>
-          <w:rFonts w:ascii="Times New Roman" w:eastAsia="Times New Roman" w:hAnsi="Times New Roman" w:cs="Times New Roman"/>
-          <w:color w:val="000000" w:themeColor="text1"/>
-        </w:rPr>
-        <w:t xml:space="preserve"> </w:t>
-      </w:r>
-    </w:p>
-    <w:p>
-      <w:pPr>
-        <w:spacing w:after="109"/>
-        <w:ind w:left="730" w:right="472"/>
-        <w:rPr>
-          <w:color w:val="000000" w:themeColor="text1"/>
-        </w:rPr>
-      </w:pPr>
-      <w:r>
-        <w:rPr>
-          <w:color w:val="000000" w:themeColor="text1"/>
-        </w:rPr>
-        <w:t>Switch(config-</w:t>
-      </w:r>
-      <w:proofErr w:type="spellStart"/>
-      <w:proofErr w:type="gramStart"/>
-      <w:r>
-        <w:rPr>
-          <w:color w:val="000000" w:themeColor="text1"/>
-        </w:rPr>
-        <w:t>vlan</w:t>
-      </w:r>
-      <w:proofErr w:type="spellEnd"/>
-      <w:r>
-        <w:rPr>
-          <w:color w:val="000000" w:themeColor="text1"/>
-        </w:rPr>
-        <w:t>)#</w:t>
-      </w:r>
-      <w:proofErr w:type="gramEnd"/>
-      <w:r>
-        <w:rPr>
-          <w:color w:val="000000" w:themeColor="text1"/>
-        </w:rPr>
-        <w:t xml:space="preserve"> name Electronics</w:t>
-      </w:r>
-      <w:r>
-        <w:rPr>
-          <w:rFonts w:ascii="Times New Roman" w:eastAsia="Times New Roman" w:hAnsi="Times New Roman" w:cs="Times New Roman"/>
-          <w:color w:val="000000" w:themeColor="text1"/>
-        </w:rPr>
-        <w:t xml:space="preserve"> </w:t>
-      </w:r>
-    </w:p>
-    <w:p>
-      <w:pPr>
-        <w:spacing w:after="118"/>
-        <w:ind w:left="730" w:right="472"/>
-        <w:rPr>
-          <w:color w:val="000000" w:themeColor="text1"/>
-        </w:rPr>
-      </w:pPr>
-      <w:r>
-        <w:rPr>
-          <w:color w:val="000000" w:themeColor="text1"/>
-        </w:rPr>
-        <w:t xml:space="preserve">                               # exit</w:t>
-      </w:r>
-      <w:r>
-        <w:rPr>
-          <w:rFonts w:ascii="Times New Roman" w:eastAsia="Times New Roman" w:hAnsi="Times New Roman" w:cs="Times New Roman"/>
-          <w:color w:val="000000" w:themeColor="text1"/>
-        </w:rPr>
-        <w:t xml:space="preserve"> </w:t>
-      </w:r>
-    </w:p>
-    <w:p>
-      <w:pPr>
-        <w:numPr>
-          <w:ilvl w:val="0"/>
-          <w:numId w:val="11"/>
-        </w:numPr>
-        <w:spacing w:after="0" w:line="358" w:lineRule="auto"/>
-        <w:ind w:right="3205" w:hanging="360"/>
-        <w:rPr>
-          <w:color w:val="000000" w:themeColor="text1"/>
-        </w:rPr>
-      </w:pPr>
-      <w:r>
-        <w:rPr>
-          <w:rFonts w:ascii="Times New Roman" w:eastAsia="Times New Roman" w:hAnsi="Times New Roman" w:cs="Times New Roman"/>
-          <w:b/>
-          <w:color w:val="000000" w:themeColor="text1"/>
-        </w:rPr>
-        <w:t xml:space="preserve">Assign port to VLANS </w:t>
-      </w:r>
-      <w:r>
-        <w:rPr>
-          <w:color w:val="000000" w:themeColor="text1"/>
-        </w:rPr>
-        <w:t>Switch(</w:t>
-      </w:r>
-      <w:proofErr w:type="gramStart"/>
-      <w:r>
-        <w:rPr>
-          <w:color w:val="000000" w:themeColor="text1"/>
-        </w:rPr>
-        <w:t>config)#</w:t>
-      </w:r>
-      <w:proofErr w:type="gramEnd"/>
-      <w:r>
-        <w:rPr>
-          <w:color w:val="000000" w:themeColor="text1"/>
-        </w:rPr>
-        <w:t xml:space="preserve"> interface range fa0/1-2</w:t>
-      </w:r>
-      <w:r>
-        <w:rPr>
-          <w:rFonts w:ascii="Times New Roman" w:eastAsia="Times New Roman" w:hAnsi="Times New Roman" w:cs="Times New Roman"/>
-          <w:color w:val="000000" w:themeColor="text1"/>
-        </w:rPr>
-        <w:t xml:space="preserve"> </w:t>
-      </w:r>
-    </w:p>
-    <w:p>
-      <w:pPr>
-        <w:spacing w:after="109"/>
-        <w:ind w:left="2170" w:right="472"/>
-        <w:rPr>
-          <w:color w:val="000000" w:themeColor="text1"/>
-        </w:rPr>
-      </w:pPr>
-      <w:r>
-        <w:rPr>
-          <w:color w:val="000000" w:themeColor="text1"/>
-        </w:rPr>
-        <w:t># switchport mode access</w:t>
-      </w:r>
-      <w:r>
-        <w:rPr>
-          <w:rFonts w:ascii="Times New Roman" w:eastAsia="Times New Roman" w:hAnsi="Times New Roman" w:cs="Times New Roman"/>
-          <w:color w:val="000000" w:themeColor="text1"/>
-        </w:rPr>
-        <w:t xml:space="preserve"> </w:t>
-      </w:r>
-    </w:p>
-    <w:p>
-      <w:pPr>
-        <w:spacing w:after="106"/>
-        <w:ind w:left="2170" w:right="472"/>
-        <w:rPr>
-          <w:color w:val="000000" w:themeColor="text1"/>
-        </w:rPr>
-      </w:pPr>
-      <w:r>
-        <w:rPr>
-          <w:color w:val="000000" w:themeColor="text1"/>
-        </w:rPr>
-        <w:t xml:space="preserve"># switchport access </w:t>
-      </w:r>
-      <w:proofErr w:type="spellStart"/>
-      <w:r>
-        <w:rPr>
-          <w:color w:val="000000" w:themeColor="text1"/>
-        </w:rPr>
-        <w:t>vlan</w:t>
-      </w:r>
-      <w:proofErr w:type="spellEnd"/>
-      <w:r>
-        <w:rPr>
-          <w:color w:val="000000" w:themeColor="text1"/>
-        </w:rPr>
-        <w:t xml:space="preserve"> 10</w:t>
-      </w:r>
-      <w:r>
-        <w:rPr>
-          <w:rFonts w:ascii="Times New Roman" w:eastAsia="Times New Roman" w:hAnsi="Times New Roman" w:cs="Times New Roman"/>
-          <w:color w:val="000000" w:themeColor="text1"/>
-        </w:rPr>
-        <w:t xml:space="preserve"> </w:t>
-      </w:r>
-    </w:p>
-    <w:p>
-      <w:pPr>
-        <w:spacing w:after="115" w:line="259" w:lineRule="auto"/>
-        <w:ind w:left="10" w:right="4651"/>
-        <w:jc w:val="center"/>
-        <w:rPr>
-          <w:color w:val="000000" w:themeColor="text1"/>
-        </w:rPr>
-      </w:pPr>
-      <w:r>
-        <w:rPr>
-          <w:color w:val="000000" w:themeColor="text1"/>
-        </w:rPr>
-        <w:t xml:space="preserve">                  </w:t>
-      </w:r>
-      <w:r>
-        <w:rPr>
-          <w:color w:val="000000" w:themeColor="text1"/>
-        </w:rPr>
-        <w:t># exit</w:t>
-      </w:r>
-      <w:r>
-        <w:rPr>
-          <w:rFonts w:ascii="Times New Roman" w:eastAsia="Times New Roman" w:hAnsi="Times New Roman" w:cs="Times New Roman"/>
-          <w:color w:val="000000" w:themeColor="text1"/>
-        </w:rPr>
-        <w:t xml:space="preserve"> </w:t>
-      </w:r>
-    </w:p>
-    <w:p>
-      <w:pPr>
-        <w:ind w:left="2170" w:right="472"/>
-        <w:rPr>
-          <w:color w:val="000000" w:themeColor="text1"/>
-        </w:rPr>
-      </w:pPr>
-      <w:r>
-        <w:rPr>
-          <w:color w:val="000000" w:themeColor="text1"/>
-        </w:rPr>
-        <w:t># interface range fa0/3-4</w:t>
-      </w:r>
-      <w:r>
-        <w:rPr>
-          <w:rFonts w:ascii="Times New Roman" w:eastAsia="Times New Roman" w:hAnsi="Times New Roman" w:cs="Times New Roman"/>
-          <w:color w:val="000000" w:themeColor="text1"/>
-        </w:rPr>
-        <w:t xml:space="preserve"> </w:t>
-      </w:r>
-    </w:p>
-    <w:p>
-      <w:pPr>
-        <w:ind w:left="2170" w:right="472"/>
-        <w:rPr>
-          <w:color w:val="000000" w:themeColor="text1"/>
-        </w:rPr>
-      </w:pPr>
-      <w:r>
-        <w:rPr>
-          <w:color w:val="000000" w:themeColor="text1"/>
-        </w:rPr>
-        <w:t># switchport mode access</w:t>
-      </w:r>
-      <w:r>
-        <w:rPr>
-          <w:rFonts w:ascii="Times New Roman" w:eastAsia="Times New Roman" w:hAnsi="Times New Roman" w:cs="Times New Roman"/>
-          <w:color w:val="000000" w:themeColor="text1"/>
-        </w:rPr>
-        <w:t xml:space="preserve"> </w:t>
-      </w:r>
-    </w:p>
-    <w:p>
-      <w:pPr>
-        <w:ind w:left="2170" w:right="472"/>
-        <w:rPr>
-          <w:color w:val="000000" w:themeColor="text1"/>
-        </w:rPr>
-      </w:pPr>
-      <w:r>
-        <w:rPr>
-          <w:color w:val="000000" w:themeColor="text1"/>
-        </w:rPr>
-        <w:t xml:space="preserve"># switchport access </w:t>
-      </w:r>
-      <w:proofErr w:type="spellStart"/>
-      <w:r>
-        <w:rPr>
-          <w:color w:val="000000" w:themeColor="text1"/>
-        </w:rPr>
-        <w:t>vlan</w:t>
-      </w:r>
-      <w:proofErr w:type="spellEnd"/>
-      <w:r>
-        <w:rPr>
-          <w:color w:val="000000" w:themeColor="text1"/>
-        </w:rPr>
-        <w:t xml:space="preserve"> 20</w:t>
-      </w:r>
-      <w:r>
-        <w:rPr>
-          <w:rFonts w:ascii="Times New Roman" w:eastAsia="Times New Roman" w:hAnsi="Times New Roman" w:cs="Times New Roman"/>
-          <w:color w:val="000000" w:themeColor="text1"/>
-        </w:rPr>
-        <w:t xml:space="preserve"> </w:t>
-      </w:r>
-    </w:p>
-    <w:p>
-      <w:pPr>
-        <w:spacing w:after="285" w:line="259" w:lineRule="auto"/>
-        <w:ind w:left="10" w:right="4651"/>
-        <w:jc w:val="center"/>
-        <w:rPr>
-          <w:rFonts w:ascii="Times New Roman" w:eastAsia="Times New Roman" w:hAnsi="Times New Roman" w:cs="Times New Roman"/>
-          <w:color w:val="000000" w:themeColor="text1"/>
-        </w:rPr>
-      </w:pPr>
-      <w:r>
-        <w:rPr>
-          <w:color w:val="000000" w:themeColor="text1"/>
-        </w:rPr>
-        <w:t xml:space="preserve">                 </w:t>
-      </w:r>
-      <w:r>
-        <w:rPr>
-          <w:color w:val="000000" w:themeColor="text1"/>
-        </w:rPr>
-        <w:t># exit</w:t>
-      </w:r>
-      <w:r>
-        <w:rPr>
-          <w:rFonts w:ascii="Times New Roman" w:eastAsia="Times New Roman" w:hAnsi="Times New Roman" w:cs="Times New Roman"/>
-          <w:color w:val="000000" w:themeColor="text1"/>
-        </w:rPr>
-        <w:t xml:space="preserve"> </w:t>
-      </w:r>
-    </w:p>
-    <w:p>
-      <w:pPr>
-        <w:spacing w:after="285" w:line="259" w:lineRule="auto"/>
-        <w:ind w:left="10" w:right="4651"/>
-        <w:jc w:val="center"/>
-        <w:rPr>
-          <w:color w:val="000000" w:themeColor="text1"/>
-        </w:rPr>
-      </w:pPr>
-    </w:p>
-    <w:p>
-      <w:pPr>
-        <w:numPr>
-          <w:ilvl w:val="0"/>
-          <w:numId w:val="11"/>
-        </w:numPr>
-        <w:spacing w:after="0" w:line="358" w:lineRule="auto"/>
-        <w:ind w:right="3205" w:hanging="360"/>
-        <w:rPr>
-          <w:color w:val="000000" w:themeColor="text1"/>
-        </w:rPr>
-      </w:pPr>
-      <w:r>
-        <w:rPr>
-          <w:rFonts w:ascii="Times New Roman" w:eastAsia="Times New Roman" w:hAnsi="Times New Roman" w:cs="Times New Roman"/>
-          <w:b/>
-          <w:color w:val="000000" w:themeColor="text1"/>
-        </w:rPr>
-        <w:lastRenderedPageBreak/>
-        <w:t xml:space="preserve">Configure Trunk Port (Switch-Router) </w:t>
-      </w:r>
-      <w:r>
-        <w:rPr>
-          <w:color w:val="000000" w:themeColor="text1"/>
-        </w:rPr>
-        <w:t>Switch(</w:t>
-      </w:r>
-      <w:proofErr w:type="gramStart"/>
-      <w:r>
-        <w:rPr>
-          <w:color w:val="000000" w:themeColor="text1"/>
-        </w:rPr>
-        <w:t>config)#</w:t>
-      </w:r>
-      <w:proofErr w:type="gramEnd"/>
-      <w:r>
-        <w:rPr>
-          <w:color w:val="000000" w:themeColor="text1"/>
-        </w:rPr>
-        <w:t xml:space="preserve"> interface fa0/5</w:t>
-      </w:r>
-      <w:r>
-        <w:rPr>
-          <w:rFonts w:ascii="Times New Roman" w:eastAsia="Times New Roman" w:hAnsi="Times New Roman" w:cs="Times New Roman"/>
-          <w:color w:val="000000" w:themeColor="text1"/>
-        </w:rPr>
-        <w:t xml:space="preserve"> </w:t>
-      </w:r>
-    </w:p>
-    <w:p>
-      <w:pPr>
-        <w:spacing w:after="109"/>
-        <w:ind w:left="730" w:right="472"/>
-        <w:rPr>
-          <w:color w:val="000000" w:themeColor="text1"/>
-        </w:rPr>
-      </w:pPr>
-      <w:r>
-        <w:rPr>
-          <w:color w:val="000000" w:themeColor="text1"/>
-        </w:rPr>
-        <w:t xml:space="preserve">                       # switchport mode trunk</w:t>
-      </w:r>
-      <w:r>
-        <w:rPr>
-          <w:rFonts w:ascii="Times New Roman" w:eastAsia="Times New Roman" w:hAnsi="Times New Roman" w:cs="Times New Roman"/>
-          <w:color w:val="000000" w:themeColor="text1"/>
-        </w:rPr>
-        <w:t xml:space="preserve"> </w:t>
-      </w:r>
-    </w:p>
-    <w:p>
-      <w:pPr>
-        <w:ind w:left="730" w:right="472"/>
-        <w:rPr>
-          <w:color w:val="000000" w:themeColor="text1"/>
-        </w:rPr>
-      </w:pPr>
-      <w:r>
-        <w:rPr>
-          <w:color w:val="000000" w:themeColor="text1"/>
-        </w:rPr>
-        <w:t xml:space="preserve">                      # exit</w:t>
-      </w:r>
-      <w:r>
-        <w:rPr>
-          <w:rFonts w:ascii="Times New Roman" w:eastAsia="Times New Roman" w:hAnsi="Times New Roman" w:cs="Times New Roman"/>
-          <w:color w:val="000000" w:themeColor="text1"/>
-        </w:rPr>
-        <w:t xml:space="preserve"> </w:t>
-      </w:r>
-    </w:p>
-    <w:p>
-      <w:pPr>
-        <w:spacing w:after="273" w:line="259" w:lineRule="auto"/>
-        <w:ind w:left="-5" w:right="3205"/>
-        <w:rPr>
-          <w:color w:val="000000" w:themeColor="text1"/>
-        </w:rPr>
-      </w:pPr>
-      <w:r>
-        <w:rPr>
-          <w:rFonts w:ascii="Times New Roman" w:eastAsia="Times New Roman" w:hAnsi="Times New Roman" w:cs="Times New Roman"/>
-          <w:b/>
-          <w:color w:val="000000" w:themeColor="text1"/>
-        </w:rPr>
-        <w:t xml:space="preserve">Verification </w:t>
-      </w:r>
-      <w:proofErr w:type="gramStart"/>
-      <w:r>
-        <w:rPr>
-          <w:rFonts w:ascii="Times New Roman" w:eastAsia="Times New Roman" w:hAnsi="Times New Roman" w:cs="Times New Roman"/>
-          <w:b/>
-          <w:color w:val="000000" w:themeColor="text1"/>
-        </w:rPr>
-        <w:t>Switch :</w:t>
-      </w:r>
-      <w:proofErr w:type="gramEnd"/>
-      <w:r>
-        <w:rPr>
-          <w:rFonts w:ascii="Times New Roman" w:eastAsia="Times New Roman" w:hAnsi="Times New Roman" w:cs="Times New Roman"/>
-          <w:b/>
-          <w:color w:val="000000" w:themeColor="text1"/>
-        </w:rPr>
-        <w:t xml:space="preserve"> </w:t>
-      </w:r>
-    </w:p>
-    <w:p>
-      <w:pPr>
-        <w:ind w:left="-5" w:right="472"/>
-        <w:rPr>
-          <w:rFonts w:ascii="Times New Roman" w:eastAsia="Times New Roman" w:hAnsi="Times New Roman" w:cs="Times New Roman"/>
-          <w:color w:val="000000" w:themeColor="text1"/>
-        </w:rPr>
-      </w:pPr>
-      <w:r>
-        <w:rPr>
-          <w:color w:val="000000" w:themeColor="text1"/>
-        </w:rPr>
-        <w:t xml:space="preserve">Switch# show </w:t>
-      </w:r>
-      <w:proofErr w:type="spellStart"/>
-      <w:r>
-        <w:rPr>
-          <w:color w:val="000000" w:themeColor="text1"/>
-        </w:rPr>
-        <w:t>vlan</w:t>
-      </w:r>
-      <w:proofErr w:type="spellEnd"/>
-      <w:r>
-        <w:rPr>
-          <w:color w:val="000000" w:themeColor="text1"/>
-        </w:rPr>
-        <w:t xml:space="preserve"> brief</w:t>
-      </w:r>
-      <w:r>
-        <w:rPr>
-          <w:rFonts w:ascii="Times New Roman" w:eastAsia="Times New Roman" w:hAnsi="Times New Roman" w:cs="Times New Roman"/>
-          <w:color w:val="000000" w:themeColor="text1"/>
-        </w:rPr>
-        <w:t xml:space="preserve"> </w:t>
-      </w:r>
-    </w:p>
-    <w:p>
-      <w:pPr>
-        <w:ind w:left="-5" w:right="472"/>
-        <w:rPr>
-          <w:rFonts w:ascii="Times New Roman" w:eastAsia="Times New Roman" w:hAnsi="Times New Roman" w:cs="Times New Roman"/>
-          <w:color w:val="000000" w:themeColor="text1"/>
-        </w:rPr>
-      </w:pPr>
-      <w:r>
-        <w:rPr>
-          <w:rFonts w:ascii="Times New Roman" w:eastAsia="Times New Roman" w:hAnsi="Times New Roman" w:cs="Times New Roman"/>
-          <w:noProof/>
-          <w:color w:val="000000" w:themeColor="text1"/>
-        </w:rPr>
-        <w:drawing>
-          <wp:inline distT="0" distB="0" distL="0" distR="0" wp14:anchorId="2A1B062E" wp14:editId="17F17558">
-            <wp:extent cx="5486400" cy="4319905"/>
-            <wp:effectExtent l="0" t="0" r="0" b="4445"/>
-            <wp:docPr id="836955442" name="Picture 2"/>
-            <wp:cNvGraphicFramePr>
-              <a:graphicFrameLocks xmlns:a="http://schemas.openxmlformats.org/drawingml/2006/main" noChangeAspect="1"/>
-            </wp:cNvGraphicFramePr>
-            <a:graphic xmlns:a="http://schemas.openxmlformats.org/drawingml/2006/main">
-              <a:graphicData uri="http://schemas.openxmlformats.org/drawingml/2006/picture">
-                <pic:pic xmlns:pic="http://schemas.openxmlformats.org/drawingml/2006/picture">
-                  <pic:nvPicPr>
-                    <pic:cNvPr id="836955442" name="Picture 836955442"/>
-                    <pic:cNvPicPr/>
-                  </pic:nvPicPr>
-                  <pic:blipFill>
-                    <a:blip r:embed="rId8"/>
-                    <a:stretch>
-                      <a:fillRect/>
-                    </a:stretch>
-                  </pic:blipFill>
-                  <pic:spPr>
-                    <a:xfrm>
-                      <a:off x="0" y="0"/>
-                      <a:ext cx="5486400" cy="4319905"/>
-                    </a:xfrm>
-                    <a:prstGeom prst="rect">
-                      <a:avLst/>
-                    </a:prstGeom>
-                  </pic:spPr>
-                </pic:pic>
-              </a:graphicData>
-            </a:graphic>
-          </wp:inline>
-        </w:drawing>
-      </w:r>
-    </w:p>
-    <w:p>
-      <w:pPr>
-        <w:ind w:left="-5" w:right="472"/>
-        <w:rPr>
-          <w:color w:val="000000" w:themeColor="text1"/>
-        </w:rPr>
-      </w:pPr>
-    </w:p>
-    <w:p>
-      <w:pPr>
-        <w:pStyle w:val="Heading2"/>
-        <w:rPr>
-          <w:rFonts w:ascii="Times New Roman" w:hAnsi="Times New Roman" w:cs="Times New Roman"/>
-          <w:color w:val="000000" w:themeColor="text1"/>
-          <w:sz w:val="24"/>
-          <w:szCs w:val="24"/>
-        </w:rPr>
-      </w:pPr>
-      <w:r>
-        <w:rPr>
-          <w:rFonts w:ascii="Times New Roman" w:hAnsi="Times New Roman" w:cs="Times New Roman"/>
-          <w:color w:val="000000" w:themeColor="text1"/>
-          <w:sz w:val="24"/>
-          <w:szCs w:val="24"/>
-        </w:rPr>
-        <w:t>Router Configuration (Inter-VLAN Routing)</w:t>
-      </w:r>
-    </w:p>
-    <w:p>
-      <w:pPr>
-        <w:rPr>
-          <w:color w:val="000000" w:themeColor="text1"/>
-        </w:rPr>
-      </w:pPr>
-    </w:p>
-    <w:p>
-      <w:pPr>
-        <w:rPr>
-          <w:rFonts w:ascii="Times New Roman" w:hAnsi="Times New Roman" w:cs="Times New Roman"/>
-          <w:color w:val="000000" w:themeColor="text1"/>
-          <w:sz w:val="24"/>
-          <w:szCs w:val="24"/>
-        </w:rPr>
-      </w:pPr>
-      <w:r>
-        <w:rPr>
-          <w:rFonts w:ascii="Times New Roman" w:hAnsi="Times New Roman" w:cs="Times New Roman"/>
-          <w:color w:val="000000" w:themeColor="text1"/>
-          <w:sz w:val="24"/>
-          <w:szCs w:val="24"/>
-        </w:rPr>
-        <w:t>Router(</w:t>
-      </w:r>
-      <w:proofErr w:type="gramStart"/>
-      <w:r>
-        <w:rPr>
-          <w:rFonts w:ascii="Times New Roman" w:hAnsi="Times New Roman" w:cs="Times New Roman"/>
-          <w:color w:val="000000" w:themeColor="text1"/>
-          <w:sz w:val="24"/>
-          <w:szCs w:val="24"/>
-        </w:rPr>
-        <w:t>config)#</w:t>
-      </w:r>
-      <w:proofErr w:type="gramEnd"/>
-      <w:r>
-        <w:rPr>
-          <w:rFonts w:ascii="Times New Roman" w:hAnsi="Times New Roman" w:cs="Times New Roman"/>
-          <w:color w:val="000000" w:themeColor="text1"/>
-          <w:sz w:val="24"/>
-          <w:szCs w:val="24"/>
-        </w:rPr>
-        <w:t xml:space="preserve"> interface GigabitEthernet 0/0.10</w:t>
-      </w:r>
-    </w:p>
-    <w:p>
-      <w:pPr>
-        <w:rPr>
-          <w:rFonts w:ascii="Times New Roman" w:hAnsi="Times New Roman" w:cs="Times New Roman"/>
-          <w:color w:val="000000" w:themeColor="text1"/>
-          <w:sz w:val="24"/>
-          <w:szCs w:val="24"/>
-        </w:rPr>
-      </w:pPr>
-      <w:r>
-        <w:rPr>
-          <w:rFonts w:ascii="Times New Roman" w:hAnsi="Times New Roman" w:cs="Times New Roman"/>
-          <w:color w:val="000000" w:themeColor="text1"/>
-          <w:sz w:val="24"/>
-          <w:szCs w:val="24"/>
-        </w:rPr>
-        <w:t xml:space="preserve">                       </w:t>
-      </w:r>
-      <w:r>
-        <w:rPr>
-          <w:rFonts w:ascii="Times New Roman" w:hAnsi="Times New Roman" w:cs="Times New Roman"/>
-          <w:color w:val="000000" w:themeColor="text1"/>
-          <w:sz w:val="24"/>
-          <w:szCs w:val="24"/>
-        </w:rPr>
-        <w:t>#</w:t>
-      </w:r>
-      <w:r>
-        <w:rPr>
-          <w:rFonts w:ascii="Times New Roman" w:hAnsi="Times New Roman" w:cs="Times New Roman"/>
-          <w:color w:val="000000" w:themeColor="text1"/>
-          <w:sz w:val="24"/>
-          <w:szCs w:val="24"/>
-        </w:rPr>
-        <w:t>encapsulation dot1Q 10</w:t>
-      </w:r>
-    </w:p>
-    <w:p>
-      <w:pPr>
-        <w:rPr>
-          <w:rFonts w:ascii="Times New Roman" w:hAnsi="Times New Roman" w:cs="Times New Roman"/>
-          <w:color w:val="000000" w:themeColor="text1"/>
-          <w:sz w:val="24"/>
-          <w:szCs w:val="24"/>
-        </w:rPr>
-      </w:pPr>
-      <w:r>
-        <w:rPr>
-          <w:rFonts w:ascii="Times New Roman" w:hAnsi="Times New Roman" w:cs="Times New Roman"/>
-          <w:color w:val="000000" w:themeColor="text1"/>
-          <w:sz w:val="24"/>
-          <w:szCs w:val="24"/>
-        </w:rPr>
-        <w:t xml:space="preserve">                       </w:t>
-      </w:r>
-      <w:r>
-        <w:rPr>
-          <w:rFonts w:ascii="Times New Roman" w:hAnsi="Times New Roman" w:cs="Times New Roman"/>
-          <w:color w:val="000000" w:themeColor="text1"/>
-          <w:sz w:val="24"/>
-          <w:szCs w:val="24"/>
-        </w:rPr>
-        <w:t>#</w:t>
-      </w:r>
-      <w:r>
-        <w:rPr>
-          <w:rFonts w:ascii="Times New Roman" w:hAnsi="Times New Roman" w:cs="Times New Roman"/>
-          <w:color w:val="000000" w:themeColor="text1"/>
-          <w:sz w:val="24"/>
-          <w:szCs w:val="24"/>
-        </w:rPr>
-        <w:t>ip address 192.168.10.1 255.255.255.0</w:t>
-      </w:r>
-    </w:p>
-    <w:p>
-      <w:pPr>
-        <w:rPr>
-          <w:rFonts w:ascii="Times New Roman" w:hAnsi="Times New Roman" w:cs="Times New Roman"/>
-          <w:color w:val="000000" w:themeColor="text1"/>
-          <w:sz w:val="24"/>
-          <w:szCs w:val="24"/>
-        </w:rPr>
-      </w:pPr>
-      <w:r>
-        <w:rPr>
-          <w:rFonts w:ascii="Times New Roman" w:hAnsi="Times New Roman" w:cs="Times New Roman"/>
-          <w:color w:val="000000" w:themeColor="text1"/>
-          <w:sz w:val="24"/>
-          <w:szCs w:val="24"/>
-        </w:rPr>
-        <w:t xml:space="preserve">                      </w:t>
-      </w:r>
-      <w:r>
-        <w:rPr>
-          <w:rFonts w:ascii="Times New Roman" w:hAnsi="Times New Roman" w:cs="Times New Roman"/>
-          <w:color w:val="000000" w:themeColor="text1"/>
-          <w:sz w:val="24"/>
-          <w:szCs w:val="24"/>
-        </w:rPr>
-        <w:t>#exit</w:t>
-      </w:r>
-    </w:p>
-    <w:p>
-      <w:pPr>
-        <w:rPr>
-          <w:rFonts w:ascii="Times New Roman" w:hAnsi="Times New Roman" w:cs="Times New Roman"/>
-          <w:color w:val="000000" w:themeColor="text1"/>
-          <w:sz w:val="24"/>
-          <w:szCs w:val="24"/>
-        </w:rPr>
-      </w:pPr>
-    </w:p>
-    <w:p>
-      <w:pPr>
-        <w:rPr>
-          <w:rFonts w:ascii="Times New Roman" w:hAnsi="Times New Roman" w:cs="Times New Roman"/>
-          <w:color w:val="000000" w:themeColor="text1"/>
-          <w:sz w:val="24"/>
-          <w:szCs w:val="24"/>
-        </w:rPr>
-      </w:pPr>
-      <w:r>
-        <w:rPr>
-          <w:rFonts w:ascii="Times New Roman" w:hAnsi="Times New Roman" w:cs="Times New Roman"/>
-          <w:color w:val="000000" w:themeColor="text1"/>
-          <w:sz w:val="24"/>
-          <w:szCs w:val="24"/>
-        </w:rPr>
-        <w:t>Router(</w:t>
-      </w:r>
-      <w:proofErr w:type="gramStart"/>
-      <w:r>
-        <w:rPr>
-          <w:rFonts w:ascii="Times New Roman" w:hAnsi="Times New Roman" w:cs="Times New Roman"/>
-          <w:color w:val="000000" w:themeColor="text1"/>
-          <w:sz w:val="24"/>
-          <w:szCs w:val="24"/>
-        </w:rPr>
-        <w:t>config)#</w:t>
-      </w:r>
-      <w:proofErr w:type="gramEnd"/>
-      <w:r>
-        <w:rPr>
-          <w:rFonts w:ascii="Times New Roman" w:hAnsi="Times New Roman" w:cs="Times New Roman"/>
-          <w:color w:val="000000" w:themeColor="text1"/>
-          <w:sz w:val="24"/>
-          <w:szCs w:val="24"/>
-        </w:rPr>
-        <w:t xml:space="preserve"> interface </w:t>
-      </w:r>
-      <w:proofErr w:type="spellStart"/>
-      <w:r>
-        <w:rPr>
-          <w:rFonts w:ascii="Times New Roman" w:hAnsi="Times New Roman" w:cs="Times New Roman"/>
-          <w:color w:val="000000" w:themeColor="text1"/>
-          <w:sz w:val="24"/>
-          <w:szCs w:val="24"/>
-        </w:rPr>
-        <w:t>GigabitEthernet</w:t>
-      </w:r>
-      <w:proofErr w:type="spellEnd"/>
-      <w:r>
-        <w:rPr>
-          <w:rFonts w:ascii="Times New Roman" w:hAnsi="Times New Roman" w:cs="Times New Roman"/>
-          <w:color w:val="000000" w:themeColor="text1"/>
-          <w:sz w:val="24"/>
-          <w:szCs w:val="24"/>
-        </w:rPr>
-        <w:t xml:space="preserve"> 0/0.20</w:t>
-      </w:r>
-    </w:p>
-    <w:p>
-      <w:pPr>
-        <w:rPr>
-          <w:rFonts w:ascii="Times New Roman" w:hAnsi="Times New Roman" w:cs="Times New Roman"/>
-          <w:color w:val="000000" w:themeColor="text1"/>
-          <w:sz w:val="24"/>
-          <w:szCs w:val="24"/>
-        </w:rPr>
-      </w:pPr>
-      <w:r>
-        <w:rPr>
-          <w:rFonts w:ascii="Times New Roman" w:hAnsi="Times New Roman" w:cs="Times New Roman"/>
-          <w:color w:val="000000" w:themeColor="text1"/>
-          <w:sz w:val="24"/>
-          <w:szCs w:val="24"/>
-        </w:rPr>
-        <w:t xml:space="preserve">                       </w:t>
-      </w:r>
-      <w:r>
-        <w:rPr>
-          <w:rFonts w:ascii="Times New Roman" w:hAnsi="Times New Roman" w:cs="Times New Roman"/>
-          <w:color w:val="000000" w:themeColor="text1"/>
-          <w:sz w:val="24"/>
-          <w:szCs w:val="24"/>
-        </w:rPr>
-        <w:t>#</w:t>
-      </w:r>
-      <w:r>
-        <w:rPr>
-          <w:rFonts w:ascii="Times New Roman" w:hAnsi="Times New Roman" w:cs="Times New Roman"/>
-          <w:color w:val="000000" w:themeColor="text1"/>
-          <w:sz w:val="24"/>
-          <w:szCs w:val="24"/>
-        </w:rPr>
-        <w:t>encapsulation dot1Q 20</w:t>
-      </w:r>
-    </w:p>
-    <w:p>
-      <w:pPr>
-        <w:rPr>
-          <w:rFonts w:ascii="Times New Roman" w:hAnsi="Times New Roman" w:cs="Times New Roman"/>
-          <w:color w:val="000000" w:themeColor="text1"/>
-          <w:sz w:val="24"/>
-          <w:szCs w:val="24"/>
-        </w:rPr>
-      </w:pPr>
-      <w:r>
-        <w:rPr>
-          <w:rFonts w:ascii="Times New Roman" w:hAnsi="Times New Roman" w:cs="Times New Roman"/>
-          <w:color w:val="000000" w:themeColor="text1"/>
-          <w:sz w:val="24"/>
-          <w:szCs w:val="24"/>
-        </w:rPr>
-        <w:t xml:space="preserve">                      </w:t>
-      </w:r>
-      <w:r>
-        <w:rPr>
-          <w:rFonts w:ascii="Times New Roman" w:hAnsi="Times New Roman" w:cs="Times New Roman"/>
-          <w:color w:val="000000" w:themeColor="text1"/>
-          <w:sz w:val="24"/>
-          <w:szCs w:val="24"/>
-        </w:rPr>
-        <w:t>#</w:t>
-      </w:r>
-      <w:r>
-        <w:rPr>
-          <w:rFonts w:ascii="Times New Roman" w:hAnsi="Times New Roman" w:cs="Times New Roman"/>
-          <w:color w:val="000000" w:themeColor="text1"/>
-          <w:sz w:val="24"/>
-          <w:szCs w:val="24"/>
-        </w:rPr>
-        <w:t>ip address 192.168.20.1 255.255.255.0</w:t>
-      </w:r>
-    </w:p>
-    <w:p>
-      <w:pPr>
-        <w:rPr>
-          <w:rFonts w:ascii="Times New Roman" w:hAnsi="Times New Roman" w:cs="Times New Roman"/>
-          <w:color w:val="000000" w:themeColor="text1"/>
-          <w:sz w:val="24"/>
-          <w:szCs w:val="24"/>
-        </w:rPr>
-      </w:pPr>
-      <w:r>
-        <w:rPr>
-          <w:rFonts w:ascii="Times New Roman" w:hAnsi="Times New Roman" w:cs="Times New Roman"/>
-          <w:color w:val="000000" w:themeColor="text1"/>
-          <w:sz w:val="24"/>
-          <w:szCs w:val="24"/>
-        </w:rPr>
-        <w:t xml:space="preserve">                      </w:t>
-      </w:r>
-      <w:r>
-        <w:rPr>
-          <w:rFonts w:ascii="Times New Roman" w:hAnsi="Times New Roman" w:cs="Times New Roman"/>
-          <w:color w:val="000000" w:themeColor="text1"/>
-          <w:sz w:val="24"/>
-          <w:szCs w:val="24"/>
-        </w:rPr>
-        <w:t>#exit</w:t>
       </w:r>
     </w:p>
     <w:p>
